--- a/Báo cáo BTVN.docx
+++ b/Báo cáo BTVN.docx
@@ -1099,8 +1099,6 @@
           <w:szCs w:val="26"/>
         </w:rPr>
       </w:pPr>
-      <w:bookmarkStart w:id="0" w:name="_GoBack"/>
-      <w:bookmarkEnd w:id="0"/>
       <w:r>
         <w:rPr>
           <w:rFonts w:ascii="Times New Roman" w:eastAsia="Times New Roman" w:hAnsi="Times New Roman" w:cs="Times New Roman"/>
@@ -3016,17 +3014,13 @@
       </w:pPr>
       <w:r>
         <w:rPr>
-          <w:rFonts w:ascii="Times New Roman" w:eastAsia="Times New Roman" w:hAnsi="Times New Roman" w:cs="Times New Roman"/>
           <w:noProof/>
-          <w:kern w:val="36"/>
-          <w:sz w:val="26"/>
-          <w:szCs w:val="26"/>
         </w:rPr>
         <w:drawing>
-          <wp:inline distT="0" distB="0" distL="0" distR="0" wp14:anchorId="087FD944" wp14:editId="4A448646">
-            <wp:extent cx="5943600" cy="3498850"/>
-            <wp:effectExtent l="0" t="0" r="0" b="6350"/>
-            <wp:docPr id="2" name="Picture 2"/>
+          <wp:inline distT="0" distB="0" distL="0" distR="0" wp14:anchorId="26ABE342" wp14:editId="2918F01C">
+            <wp:extent cx="5943600" cy="3712210"/>
+            <wp:effectExtent l="0" t="0" r="0" b="2540"/>
+            <wp:docPr id="4" name="Picture 4"/>
             <wp:cNvGraphicFramePr>
               <a:graphicFrameLocks xmlns:a="http://schemas.openxmlformats.org/drawingml/2006/main" noChangeAspect="1"/>
             </wp:cNvGraphicFramePr>
@@ -3034,7 +3028,7 @@
               <a:graphicData uri="http://schemas.openxmlformats.org/drawingml/2006/picture">
                 <pic:pic xmlns:pic="http://schemas.openxmlformats.org/drawingml/2006/picture">
                   <pic:nvPicPr>
-                    <pic:cNvPr id="2" name="OP.png"/>
+                    <pic:cNvPr id="4" name="poll1.png"/>
                     <pic:cNvPicPr/>
                   </pic:nvPicPr>
                   <pic:blipFill>
@@ -3052,7 +3046,7 @@
                   <pic:spPr>
                     <a:xfrm>
                       <a:off x="0" y="0"/>
-                      <a:ext cx="5943600" cy="3498850"/>
+                      <a:ext cx="5943600" cy="3712210"/>
                     </a:xfrm>
                     <a:prstGeom prst="rect">
                       <a:avLst/>
@@ -3310,7 +3304,7 @@
           <w:sz w:val="26"/>
           <w:szCs w:val="26"/>
         </w:rPr>
-        <w:t xml:space="preserve"> select()/</w:t>
+        <w:t xml:space="preserve"> </w:t>
       </w:r>
       <w:proofErr w:type="gramStart"/>
       <w:r>
@@ -3525,6 +3519,7 @@
           <w:sz w:val="26"/>
           <w:szCs w:val="26"/>
         </w:rPr>
+        <w:lastRenderedPageBreak/>
         <w:t xml:space="preserve">+, </w:t>
       </w:r>
       <w:proofErr w:type="spellStart"/>
@@ -3974,7 +3969,6 @@
           <w:sz w:val="26"/>
           <w:szCs w:val="26"/>
         </w:rPr>
-        <w:lastRenderedPageBreak/>
         <w:t>VD</w:t>
       </w:r>
       <w:r>
@@ -4017,7 +4011,17 @@
           <w:sz w:val="26"/>
           <w:szCs w:val="26"/>
         </w:rPr>
-        <w:t>admin</w:t>
+        <w:t>ad</w:t>
+      </w:r>
+      <w:bookmarkStart w:id="0" w:name="_GoBack"/>
+      <w:bookmarkEnd w:id="0"/>
+      <w:r>
+        <w:rPr>
+          <w:rFonts w:ascii="Times New Roman" w:hAnsi="Times New Roman" w:cs="Times New Roman"/>
+          <w:sz w:val="26"/>
+          <w:szCs w:val="26"/>
+        </w:rPr>
+        <w:t>min</w:t>
       </w:r>
       <w:proofErr w:type="spellEnd"/>
     </w:p>
@@ -5294,16 +5298,13 @@
       </w:pPr>
       <w:r>
         <w:rPr>
-          <w:rFonts w:ascii="Times New Roman" w:hAnsi="Times New Roman" w:cs="Times New Roman"/>
           <w:noProof/>
-          <w:sz w:val="26"/>
-          <w:szCs w:val="26"/>
         </w:rPr>
         <w:drawing>
-          <wp:inline distT="0" distB="0" distL="0" distR="0" wp14:anchorId="047CA8CB" wp14:editId="531220CD">
-            <wp:extent cx="5943600" cy="3476625"/>
-            <wp:effectExtent l="0" t="0" r="0" b="9525"/>
-            <wp:docPr id="3" name="Picture 3"/>
+          <wp:inline distT="0" distB="0" distL="0" distR="0" wp14:anchorId="3EC1803F" wp14:editId="3A568A23">
+            <wp:extent cx="5943600" cy="3502025"/>
+            <wp:effectExtent l="0" t="0" r="0" b="3175"/>
+            <wp:docPr id="5" name="Picture 5"/>
             <wp:cNvGraphicFramePr>
               <a:graphicFrameLocks xmlns:a="http://schemas.openxmlformats.org/drawingml/2006/main" noChangeAspect="1"/>
             </wp:cNvGraphicFramePr>
@@ -5311,7 +5312,7 @@
               <a:graphicData uri="http://schemas.openxmlformats.org/drawingml/2006/picture">
                 <pic:pic xmlns:pic="http://schemas.openxmlformats.org/drawingml/2006/picture">
                   <pic:nvPicPr>
-                    <pic:cNvPr id="3" name="ltm.png"/>
+                    <pic:cNvPr id="5" name="poll2.png"/>
                     <pic:cNvPicPr/>
                   </pic:nvPicPr>
                   <pic:blipFill>
@@ -5329,7 +5330,7 @@
                   <pic:spPr>
                     <a:xfrm>
                       <a:off x="0" y="0"/>
-                      <a:ext cx="5943600" cy="3476625"/>
+                      <a:ext cx="5943600" cy="3502025"/>
                     </a:xfrm>
                     <a:prstGeom prst="rect">
                       <a:avLst/>
@@ -6552,7 +6553,7 @@
 </file>
 
 <file path=customXml/itemProps1.xml><?xml version="1.0" encoding="utf-8"?>
-<ds:datastoreItem xmlns:ds="http://schemas.openxmlformats.org/officeDocument/2006/customXml" ds:itemID="{30955C9F-C7FF-4676-8EBD-1665BCE693BA}">
+<ds:datastoreItem xmlns:ds="http://schemas.openxmlformats.org/officeDocument/2006/customXml" ds:itemID="{EBAF2817-6F8C-41C4-9B8A-3D3E506EEC1C}">
   <ds:schemaRefs>
     <ds:schemaRef ds:uri="http://schemas.openxmlformats.org/officeDocument/2006/bibliography"/>
   </ds:schemaRefs>
